--- a/挑战杯 demo6/挑战杯/提交材料/船体加工车间智能排产与齐套配盘优化调度技术方案报告.docx
+++ b/挑战杯 demo6/挑战杯/提交材料/船体加工车间智能排产与齐套配盘优化调度技术方案报告.docx
@@ -10979,6 +10979,675 @@
         <w:t>图 4-2 多算法求解器族、表示方式与适用边界</w:t>
       </w:r>
     </w:p>
+    <w:tbl>
+      <w:tblPr>
+        <w:tblStyle w:val="TableGrid"/>
+        <w:tblW w:type="dxa" w:w="9576"/>
+        <w:jc w:val="center"/>
+        <w:tblLayout w:type="fixed"/>
+        <w:tblLook w:firstColumn="1" w:firstRow="1" w:lastColumn="0" w:lastRow="0" w:noHBand="0" w:noVBand="1" w:val="04A0"/>
+      </w:tblPr>
+      <w:tblGrid>
+        <w:gridCol w:w="2469"/>
+        <w:gridCol w:w="2469"/>
+        <w:gridCol w:w="2469"/>
+        <w:gridCol w:w="2469"/>
+      </w:tblGrid>
+      <w:tr>
+        <w:trPr>
+          <w:tblHeader w:val="true"/>
+          <w:cantSplit w:val="true"/>
+        </w:trPr>
+        <w:tc>
+          <w:tcPr>
+            <w:tcW w:type="dxa" w:w="1656"/>
+            <w:vAlign w:val="center"/>
+            <w:tcMar>
+              <w:top w:w="85" w:type="dxa"/>
+              <w:start w:w="125" w:type="dxa"/>
+              <w:bottom w:w="85" w:type="dxa"/>
+              <w:end w:w="125" w:type="dxa"/>
+            </w:tcMar>
+            <w:tcBorders>
+              <w:top w:val="single" w:sz="5" w:space="0" w:color="D9D9D9"/>
+              <w:left w:val="single" w:sz="5" w:space="0" w:color="D9D9D9"/>
+              <w:bottom w:val="single" w:sz="5" w:space="0" w:color="D9D9D9"/>
+              <w:right w:val="single" w:sz="5" w:space="0" w:color="D9D9D9"/>
+              <w:insideH w:val="single" w:sz="5" w:space="0" w:color="D9D9D9"/>
+              <w:insideV w:val="single" w:sz="5" w:space="0" w:color="D9D9D9"/>
+            </w:tcBorders>
+            <w:shd w:fill="245A8D"/>
+          </w:tcPr>
+          <w:p>
+            <w:pPr>
+              <w:spacing w:after="0"/>
+              <w:jc w:val="center"/>
+            </w:pPr>
+            <w:r>
+              <w:rPr>
+                <w:rFonts w:ascii="Microsoft YaHei" w:hAnsi="Microsoft YaHei" w:eastAsia="Microsoft YaHei"/>
+                <w:b/>
+                <w:color w:val="FFFFFF"/>
+                <w:sz w:val="15"/>
+              </w:rPr>
+              <w:t>算法</w:t>
+            </w:r>
+          </w:p>
+        </w:tc>
+        <w:tc>
+          <w:tcPr>
+            <w:tcW w:type="dxa" w:w="2952"/>
+            <w:vAlign w:val="center"/>
+            <w:tcMar>
+              <w:top w:w="85" w:type="dxa"/>
+              <w:start w:w="125" w:type="dxa"/>
+              <w:bottom w:w="85" w:type="dxa"/>
+              <w:end w:w="125" w:type="dxa"/>
+            </w:tcMar>
+            <w:tcBorders>
+              <w:top w:val="single" w:sz="5" w:space="0" w:color="D9D9D9"/>
+              <w:left w:val="single" w:sz="5" w:space="0" w:color="D9D9D9"/>
+              <w:bottom w:val="single" w:sz="5" w:space="0" w:color="D9D9D9"/>
+              <w:right w:val="single" w:sz="5" w:space="0" w:color="D9D9D9"/>
+              <w:insideH w:val="single" w:sz="5" w:space="0" w:color="D9D9D9"/>
+              <w:insideV w:val="single" w:sz="5" w:space="0" w:color="D9D9D9"/>
+            </w:tcBorders>
+            <w:shd w:fill="245A8D"/>
+          </w:tcPr>
+          <w:p>
+            <w:pPr>
+              <w:spacing w:after="0"/>
+              <w:jc w:val="center"/>
+            </w:pPr>
+            <w:r>
+              <w:rPr>
+                <w:rFonts w:ascii="Microsoft YaHei" w:hAnsi="Microsoft YaHei" w:eastAsia="Microsoft YaHei"/>
+                <w:b/>
+                <w:color w:val="FFFFFF"/>
+                <w:sz w:val="15"/>
+              </w:rPr>
+              <w:t>适用时机</w:t>
+            </w:r>
+          </w:p>
+        </w:tc>
+        <w:tc>
+          <w:tcPr>
+            <w:tcW w:type="dxa" w:w="2592"/>
+            <w:vAlign w:val="center"/>
+            <w:tcMar>
+              <w:top w:w="85" w:type="dxa"/>
+              <w:start w:w="125" w:type="dxa"/>
+              <w:bottom w:w="85" w:type="dxa"/>
+              <w:end w:w="125" w:type="dxa"/>
+            </w:tcMar>
+            <w:tcBorders>
+              <w:top w:val="single" w:sz="5" w:space="0" w:color="D9D9D9"/>
+              <w:left w:val="single" w:sz="5" w:space="0" w:color="D9D9D9"/>
+              <w:bottom w:val="single" w:sz="5" w:space="0" w:color="D9D9D9"/>
+              <w:right w:val="single" w:sz="5" w:space="0" w:color="D9D9D9"/>
+              <w:insideH w:val="single" w:sz="5" w:space="0" w:color="D9D9D9"/>
+              <w:insideV w:val="single" w:sz="5" w:space="0" w:color="D9D9D9"/>
+            </w:tcBorders>
+            <w:shd w:fill="245A8D"/>
+          </w:tcPr>
+          <w:p>
+            <w:pPr>
+              <w:spacing w:after="0"/>
+              <w:jc w:val="center"/>
+            </w:pPr>
+            <w:r>
+              <w:rPr>
+                <w:rFonts w:ascii="Microsoft YaHei" w:hAnsi="Microsoft YaHei" w:eastAsia="Microsoft YaHei"/>
+                <w:b/>
+                <w:color w:val="FFFFFF"/>
+                <w:sz w:val="15"/>
+              </w:rPr>
+              <w:t>主要优势</w:t>
+            </w:r>
+          </w:p>
+        </w:tc>
+        <w:tc>
+          <w:tcPr>
+            <w:tcW w:type="dxa" w:w="2376"/>
+            <w:vAlign w:val="center"/>
+            <w:tcMar>
+              <w:top w:w="85" w:type="dxa"/>
+              <w:start w:w="125" w:type="dxa"/>
+              <w:bottom w:w="85" w:type="dxa"/>
+              <w:end w:w="125" w:type="dxa"/>
+            </w:tcMar>
+            <w:tcBorders>
+              <w:top w:val="single" w:sz="5" w:space="0" w:color="D9D9D9"/>
+              <w:left w:val="single" w:sz="5" w:space="0" w:color="D9D9D9"/>
+              <w:bottom w:val="single" w:sz="5" w:space="0" w:color="D9D9D9"/>
+              <w:right w:val="single" w:sz="5" w:space="0" w:color="D9D9D9"/>
+              <w:insideH w:val="single" w:sz="5" w:space="0" w:color="D9D9D9"/>
+              <w:insideV w:val="single" w:sz="5" w:space="0" w:color="D9D9D9"/>
+            </w:tcBorders>
+            <w:shd w:fill="245A8D"/>
+          </w:tcPr>
+          <w:p>
+            <w:pPr>
+              <w:spacing w:after="0"/>
+              <w:jc w:val="center"/>
+            </w:pPr>
+            <w:r>
+              <w:rPr>
+                <w:rFonts w:ascii="Microsoft YaHei" w:hAnsi="Microsoft YaHei" w:eastAsia="Microsoft YaHei"/>
+                <w:b/>
+                <w:color w:val="FFFFFF"/>
+                <w:sz w:val="15"/>
+              </w:rPr>
+              <w:t>需要注意</w:t>
+            </w:r>
+          </w:p>
+        </w:tc>
+      </w:tr>
+      <w:tr>
+        <w:trPr>
+          <w:cantSplit w:val="true"/>
+        </w:trPr>
+        <w:tc>
+          <w:tcPr>
+            <w:tcW w:type="dxa" w:w="2469"/>
+          </w:tcPr>
+          <w:p>
+            <w:pPr>
+              <w:spacing w:after="0" w:line="269" w:lineRule="auto"/>
+              <w:jc w:val="left"/>
+            </w:pPr>
+            <w:r>
+              <w:rPr>
+                <w:rFonts w:ascii="Microsoft YaHei" w:hAnsi="Microsoft YaHei" w:eastAsia="Microsoft YaHei"/>
+                <w:color w:val="222222"/>
+                <w:sz w:val="15"/>
+              </w:rPr>
+              <w:t>构造式规则</w:t>
+            </w:r>
+          </w:p>
+        </w:tc>
+        <w:tc>
+          <w:tcPr>
+            <w:tcW w:type="dxa" w:w="2469"/>
+          </w:tcPr>
+          <w:p>
+            <w:pPr>
+              <w:spacing w:after="0" w:line="269" w:lineRule="auto"/>
+              <w:jc w:val="left"/>
+            </w:pPr>
+            <w:r>
+              <w:rPr>
+                <w:rFonts w:ascii="Microsoft YaHei" w:hAnsi="Microsoft YaHei" w:eastAsia="Microsoft YaHei"/>
+                <w:color w:val="222222"/>
+                <w:sz w:val="15"/>
+              </w:rPr>
+              <w:t>只要求快速得到一版可行基线，或现场设备/订单正在变化，需要先保证可执行</w:t>
+            </w:r>
+          </w:p>
+        </w:tc>
+        <w:tc>
+          <w:tcPr>
+            <w:tcW w:type="dxa" w:w="2469"/>
+          </w:tcPr>
+          <w:p>
+            <w:pPr>
+              <w:spacing w:after="0" w:line="269" w:lineRule="auto"/>
+              <w:jc w:val="center"/>
+            </w:pPr>
+            <w:r>
+              <w:rPr>
+                <w:rFonts w:ascii="Microsoft YaHei" w:hAnsi="Microsoft YaHei" w:eastAsia="Microsoft YaHei"/>
+                <w:color w:val="222222"/>
+                <w:sz w:val="15"/>
+              </w:rPr>
+              <w:t>计算量最低、结果稳定、逻辑容易解释</w:t>
+            </w:r>
+          </w:p>
+        </w:tc>
+        <w:tc>
+          <w:tcPr>
+            <w:tcW w:type="dxa" w:w="2469"/>
+          </w:tcPr>
+          <w:p>
+            <w:pPr>
+              <w:spacing w:after="0" w:line="269" w:lineRule="auto"/>
+              <w:jc w:val="center"/>
+            </w:pPr>
+            <w:r>
+              <w:rPr>
+                <w:rFonts w:ascii="Microsoft YaHei" w:hAnsi="Microsoft YaHei" w:eastAsia="Microsoft YaHei"/>
+                <w:color w:val="222222"/>
+                <w:sz w:val="15"/>
+              </w:rPr>
+              <w:t>优化空间有限，通常作为基线和应急方案</w:t>
+            </w:r>
+          </w:p>
+        </w:tc>
+      </w:tr>
+      <w:tr>
+        <w:trPr>
+          <w:cantSplit w:val="true"/>
+        </w:trPr>
+        <w:tc>
+          <w:tcPr>
+            <w:tcW w:type="dxa" w:w="2469"/>
+            <w:shd w:fill="F2F6FA"/>
+          </w:tcPr>
+          <w:p>
+            <w:pPr>
+              <w:spacing w:after="0" w:line="269" w:lineRule="auto"/>
+              <w:jc w:val="left"/>
+            </w:pPr>
+            <w:r>
+              <w:rPr>
+                <w:rFonts w:ascii="Microsoft YaHei" w:hAnsi="Microsoft YaHei" w:eastAsia="Microsoft YaHei"/>
+                <w:color w:val="222222"/>
+                <w:sz w:val="15"/>
+              </w:rPr>
+              <w:t>SA+Tabu</w:t>
+            </w:r>
+          </w:p>
+        </w:tc>
+        <w:tc>
+          <w:tcPr>
+            <w:tcW w:type="dxa" w:w="2469"/>
+            <w:shd w:fill="F2F6FA"/>
+          </w:tcPr>
+          <w:p>
+            <w:pPr>
+              <w:spacing w:after="0" w:line="269" w:lineRule="auto"/>
+              <w:jc w:val="left"/>
+            </w:pPr>
+            <w:r>
+              <w:rPr>
+                <w:rFonts w:ascii="Microsoft YaHei" w:hAnsi="Microsoft YaHei" w:eastAsia="Microsoft YaHei"/>
+                <w:color w:val="222222"/>
+                <w:sz w:val="15"/>
+              </w:rPr>
+              <w:t>钢板数量中等、计算时间有限、顺序调整对交期或齐套影响较大</w:t>
+            </w:r>
+          </w:p>
+        </w:tc>
+        <w:tc>
+          <w:tcPr>
+            <w:tcW w:type="dxa" w:w="2469"/>
+            <w:shd w:fill="F2F6FA"/>
+          </w:tcPr>
+          <w:p>
+            <w:pPr>
+              <w:spacing w:after="0" w:line="269" w:lineRule="auto"/>
+              <w:jc w:val="left"/>
+            </w:pPr>
+            <w:r>
+              <w:rPr>
+                <w:rFonts w:ascii="Microsoft YaHei" w:hAnsi="Microsoft YaHei" w:eastAsia="Microsoft YaHei"/>
+                <w:color w:val="222222"/>
+                <w:sz w:val="15"/>
+              </w:rPr>
+              <w:t>邻域搜索快，降温与 Tabu 能兼顾探索和避免循环</w:t>
+            </w:r>
+          </w:p>
+        </w:tc>
+        <w:tc>
+          <w:tcPr>
+            <w:tcW w:type="dxa" w:w="2469"/>
+            <w:shd w:fill="F2F6FA"/>
+          </w:tcPr>
+          <w:p>
+            <w:pPr>
+              <w:spacing w:after="0" w:line="269" w:lineRule="auto"/>
+              <w:jc w:val="left"/>
+            </w:pPr>
+            <w:r>
+              <w:rPr>
+                <w:rFonts w:ascii="Microsoft YaHei" w:hAnsi="Microsoft YaHei" w:eastAsia="Microsoft YaHei"/>
+                <w:color w:val="222222"/>
+                <w:sz w:val="15"/>
+              </w:rPr>
+              <w:t>需要合理设置迭代次数和初温，单次只直接输出一个主要解</w:t>
+            </w:r>
+          </w:p>
+        </w:tc>
+      </w:tr>
+      <w:tr>
+        <w:trPr>
+          <w:cantSplit w:val="true"/>
+        </w:trPr>
+        <w:tc>
+          <w:tcPr>
+            <w:tcW w:type="dxa" w:w="2469"/>
+          </w:tcPr>
+          <w:p>
+            <w:pPr>
+              <w:spacing w:after="0" w:line="269" w:lineRule="auto"/>
+              <w:jc w:val="left"/>
+            </w:pPr>
+            <w:r>
+              <w:rPr>
+                <w:rFonts w:ascii="Microsoft YaHei" w:hAnsi="Microsoft YaHei" w:eastAsia="Microsoft YaHei"/>
+                <w:color w:val="222222"/>
+                <w:sz w:val="15"/>
+              </w:rPr>
+              <w:t>GA+LNS</w:t>
+            </w:r>
+          </w:p>
+        </w:tc>
+        <w:tc>
+          <w:tcPr>
+            <w:tcW w:type="dxa" w:w="2469"/>
+          </w:tcPr>
+          <w:p>
+            <w:pPr>
+              <w:spacing w:after="0" w:line="269" w:lineRule="auto"/>
+              <w:jc w:val="left"/>
+            </w:pPr>
+            <w:r>
+              <w:rPr>
+                <w:rFonts w:ascii="Microsoft YaHei" w:hAnsi="Microsoft YaHei" w:eastAsia="Microsoft YaHei"/>
+                <w:color w:val="222222"/>
+                <w:sz w:val="15"/>
+              </w:rPr>
+              <w:t>分段数量多、同分段钢板需要成簇，且希望保持种群多样性</w:t>
+            </w:r>
+          </w:p>
+        </w:tc>
+        <w:tc>
+          <w:tcPr>
+            <w:tcW w:type="dxa" w:w="2469"/>
+          </w:tcPr>
+          <w:p>
+            <w:pPr>
+              <w:spacing w:after="0" w:line="269" w:lineRule="auto"/>
+              <w:jc w:val="left"/>
+            </w:pPr>
+            <w:r>
+              <w:rPr>
+                <w:rFonts w:ascii="Microsoft YaHei" w:hAnsi="Microsoft YaHei" w:eastAsia="Microsoft YaHei"/>
+                <w:color w:val="222222"/>
+                <w:sz w:val="15"/>
+              </w:rPr>
+              <w:t>交叉与破坏—修复能跨区域搜索，适合中等规模批排</w:t>
+            </w:r>
+          </w:p>
+        </w:tc>
+        <w:tc>
+          <w:tcPr>
+            <w:tcW w:type="dxa" w:w="2469"/>
+          </w:tcPr>
+          <w:p>
+            <w:pPr>
+              <w:spacing w:after="0" w:line="269" w:lineRule="auto"/>
+              <w:jc w:val="left"/>
+            </w:pPr>
+            <w:r>
+              <w:rPr>
+                <w:rFonts w:ascii="Microsoft YaHei" w:hAnsi="Microsoft YaHei" w:eastAsia="Microsoft YaHei"/>
+                <w:color w:val="222222"/>
+                <w:sz w:val="15"/>
+              </w:rPr>
+              <w:t>评估次数较多，响应时间通常高于 SA+Tabu</w:t>
+            </w:r>
+          </w:p>
+        </w:tc>
+      </w:tr>
+      <w:tr>
+        <w:trPr>
+          <w:cantSplit w:val="true"/>
+        </w:trPr>
+        <w:tc>
+          <w:tcPr>
+            <w:tcW w:type="dxa" w:w="2469"/>
+            <w:shd w:fill="F2F6FA"/>
+          </w:tcPr>
+          <w:p>
+            <w:pPr>
+              <w:spacing w:after="0" w:line="269" w:lineRule="auto"/>
+              <w:jc w:val="left"/>
+            </w:pPr>
+            <w:r>
+              <w:rPr>
+                <w:rFonts w:ascii="Microsoft YaHei" w:hAnsi="Microsoft YaHei" w:eastAsia="Microsoft YaHei"/>
+                <w:color w:val="222222"/>
+                <w:sz w:val="15"/>
+              </w:rPr>
+              <w:t>DQN+NSGA-II</w:t>
+            </w:r>
+          </w:p>
+        </w:tc>
+        <w:tc>
+          <w:tcPr>
+            <w:tcW w:type="dxa" w:w="2469"/>
+            <w:shd w:fill="F2F6FA"/>
+          </w:tcPr>
+          <w:p>
+            <w:pPr>
+              <w:spacing w:after="0" w:line="269" w:lineRule="auto"/>
+              <w:jc w:val="left"/>
+            </w:pPr>
+            <w:r>
+              <w:rPr>
+                <w:rFonts w:ascii="Microsoft YaHei" w:hAnsi="Microsoft YaHei" w:eastAsia="Microsoft YaHei"/>
+                <w:color w:val="222222"/>
+                <w:sz w:val="15"/>
+              </w:rPr>
+              <w:t>产能、齐套、负载和等待需要同时呈现，且 N2/N5 机器分配本身也是决策对象</w:t>
+            </w:r>
+          </w:p>
+        </w:tc>
+        <w:tc>
+          <w:tcPr>
+            <w:tcW w:type="dxa" w:w="2469"/>
+            <w:shd w:fill="F2F6FA"/>
+          </w:tcPr>
+          <w:p>
+            <w:pPr>
+              <w:spacing w:after="0" w:line="269" w:lineRule="auto"/>
+              <w:jc w:val="left"/>
+            </w:pPr>
+            <w:r>
+              <w:rPr>
+                <w:rFonts w:ascii="Microsoft YaHei" w:hAnsi="Microsoft YaHei" w:eastAsia="Microsoft YaHei"/>
+                <w:color w:val="222222"/>
+                <w:sz w:val="15"/>
+              </w:rPr>
+              <w:t>一次输出 Pareto 前沿，同一前沿可选产能优先和综合交付解</w:t>
+            </w:r>
+          </w:p>
+        </w:tc>
+        <w:tc>
+          <w:tcPr>
+            <w:tcW w:type="dxa" w:w="2469"/>
+            <w:shd w:fill="F2F6FA"/>
+          </w:tcPr>
+          <w:p>
+            <w:pPr>
+              <w:spacing w:after="0" w:line="269" w:lineRule="auto"/>
+              <w:jc w:val="center"/>
+            </w:pPr>
+            <w:r>
+              <w:rPr>
+                <w:rFonts w:ascii="Microsoft YaHei" w:hAnsi="Microsoft YaHei" w:eastAsia="Microsoft YaHei"/>
+                <w:color w:val="222222"/>
+                <w:sz w:val="15"/>
+              </w:rPr>
+              <w:t>模型与训练数据分布有关，搜索时间最长</w:t>
+            </w:r>
+          </w:p>
+        </w:tc>
+      </w:tr>
+      <w:tr>
+        <w:trPr>
+          <w:cantSplit w:val="true"/>
+        </w:trPr>
+        <w:tc>
+          <w:tcPr>
+            <w:tcW w:type="dxa" w:w="2469"/>
+          </w:tcPr>
+          <w:p>
+            <w:pPr>
+              <w:spacing w:after="0" w:line="269" w:lineRule="auto"/>
+              <w:jc w:val="left"/>
+            </w:pPr>
+            <w:r>
+              <w:rPr>
+                <w:rFonts w:ascii="Microsoft YaHei" w:hAnsi="Microsoft YaHei" w:eastAsia="Microsoft YaHei"/>
+                <w:color w:val="222222"/>
+                <w:sz w:val="15"/>
+              </w:rPr>
+              <w:t>DRL-guided SA</w:t>
+            </w:r>
+          </w:p>
+        </w:tc>
+        <w:tc>
+          <w:tcPr>
+            <w:tcW w:type="dxa" w:w="2469"/>
+          </w:tcPr>
+          <w:p>
+            <w:pPr>
+              <w:spacing w:after="0" w:line="269" w:lineRule="auto"/>
+              <w:jc w:val="left"/>
+            </w:pPr>
+            <w:r>
+              <w:rPr>
+                <w:rFonts w:ascii="Microsoft YaHei" w:hAnsi="Microsoft YaHei" w:eastAsia="Microsoft YaHei"/>
+                <w:color w:val="222222"/>
+                <w:sz w:val="15"/>
+              </w:rPr>
+              <w:t>数据规模有限，但不同搜索阶段需要自动切换邻域和权重</w:t>
+            </w:r>
+          </w:p>
+        </w:tc>
+        <w:tc>
+          <w:tcPr>
+            <w:tcW w:type="dxa" w:w="2469"/>
+          </w:tcPr>
+          <w:p>
+            <w:pPr>
+              <w:spacing w:after="0" w:line="269" w:lineRule="auto"/>
+              <w:jc w:val="center"/>
+            </w:pPr>
+            <w:r>
+              <w:rPr>
+                <w:rFonts w:ascii="Microsoft YaHei" w:hAnsi="Microsoft YaHei" w:eastAsia="Microsoft YaHei"/>
+                <w:color w:val="222222"/>
+                <w:sz w:val="15"/>
+              </w:rPr>
+              <w:t>根据搜索进度、温度和趋势选择算子，自适应性强</w:t>
+            </w:r>
+          </w:p>
+        </w:tc>
+        <w:tc>
+          <w:tcPr>
+            <w:tcW w:type="dxa" w:w="2469"/>
+          </w:tcPr>
+          <w:p>
+            <w:pPr>
+              <w:spacing w:after="0" w:line="269" w:lineRule="auto"/>
+              <w:jc w:val="left"/>
+            </w:pPr>
+            <w:r>
+              <w:rPr>
+                <w:rFonts w:ascii="Microsoft YaHei" w:hAnsi="Microsoft YaHei" w:eastAsia="Microsoft YaHei"/>
+                <w:color w:val="222222"/>
+                <w:sz w:val="15"/>
+              </w:rPr>
+              <w:t>效果依赖 Q 表训练质量，动态权重不如 Pareto 前沿直观</w:t>
+            </w:r>
+          </w:p>
+        </w:tc>
+      </w:tr>
+      <w:tr>
+        <w:trPr>
+          <w:cantSplit w:val="true"/>
+        </w:trPr>
+        <w:tc>
+          <w:tcPr>
+            <w:tcW w:type="dxa" w:w="2469"/>
+            <w:shd w:fill="F2F6FA"/>
+          </w:tcPr>
+          <w:p>
+            <w:pPr>
+              <w:spacing w:after="0" w:line="269" w:lineRule="auto"/>
+              <w:jc w:val="left"/>
+            </w:pPr>
+            <w:r>
+              <w:rPr>
+                <w:rFonts w:ascii="Microsoft YaHei" w:hAnsi="Microsoft YaHei" w:eastAsia="Microsoft YaHei"/>
+                <w:color w:val="222222"/>
+                <w:sz w:val="15"/>
+              </w:rPr>
+              <w:t>动态修复算法</w:t>
+            </w:r>
+          </w:p>
+        </w:tc>
+        <w:tc>
+          <w:tcPr>
+            <w:tcW w:type="dxa" w:w="2469"/>
+            <w:shd w:fill="F2F6FA"/>
+          </w:tcPr>
+          <w:p>
+            <w:pPr>
+              <w:spacing w:after="0" w:line="269" w:lineRule="auto"/>
+              <w:jc w:val="left"/>
+            </w:pPr>
+            <w:r>
+              <w:rPr>
+                <w:rFonts w:ascii="Microsoft YaHei" w:hAnsi="Microsoft YaHei" w:eastAsia="Microsoft YaHei"/>
+                <w:color w:val="222222"/>
+                <w:sz w:val="15"/>
+              </w:rPr>
+              <w:t>设备故障、撤单、插单或订单时间变化，要求快速恢复正式可行排程</w:t>
+            </w:r>
+          </w:p>
+        </w:tc>
+        <w:tc>
+          <w:tcPr>
+            <w:tcW w:type="dxa" w:w="2469"/>
+            <w:shd w:fill="F2F6FA"/>
+          </w:tcPr>
+          <w:p>
+            <w:pPr>
+              <w:spacing w:after="0" w:line="269" w:lineRule="auto"/>
+              <w:jc w:val="center"/>
+            </w:pPr>
+            <w:r>
+              <w:rPr>
+                <w:rFonts w:ascii="Microsoft YaHei" w:hAnsi="Microsoft YaHei" w:eastAsia="Microsoft YaHei"/>
+                <w:color w:val="222222"/>
+                <w:sz w:val="15"/>
+              </w:rPr>
+              <w:t>稳定右移、局部或全局重排可选择，适合在线响应</w:t>
+            </w:r>
+          </w:p>
+        </w:tc>
+        <w:tc>
+          <w:tcPr>
+            <w:tcW w:type="dxa" w:w="2469"/>
+            <w:shd w:fill="F2F6FA"/>
+          </w:tcPr>
+          <w:p>
+            <w:pPr>
+              <w:spacing w:after="0" w:line="269" w:lineRule="auto"/>
+              <w:jc w:val="left"/>
+            </w:pPr>
+            <w:r>
+              <w:rPr>
+                <w:rFonts w:ascii="Microsoft YaHei" w:hAnsi="Microsoft YaHei" w:eastAsia="Microsoft YaHei"/>
+                <w:color w:val="222222"/>
+                <w:sz w:val="15"/>
+              </w:rPr>
+              <w:t>必须先建立在制状态和故障日历，重大变化仍需重新仿真</w:t>
+            </w:r>
+          </w:p>
+        </w:tc>
+      </w:tr>
+    </w:tbl>
+    <w:p>
+      <w:pPr>
+        <w:spacing w:before="0" w:after="40" w:line="307" w:lineRule="auto"/>
+        <w:jc w:val="both"/>
+      </w:pPr>
+    </w:p>
     <w:p>
       <w:pPr>
         <w:pStyle w:val="Heading2"/>
